--- a/Planning.docx
+++ b/Planning.docx
@@ -270,6 +270,113 @@
           <w:szCs w:val="28"/>
         </w:rPr>
       </w:pPr>
+    </w:p>
+    <w:p>
+      <w:pPr>
+        <w:rPr>
+          <w:rFonts w:ascii="Arial" w:hAnsi="Arial" w:cs="Arial"/>
+          <w:sz w:val="28"/>
+          <w:szCs w:val="28"/>
+        </w:rPr>
+      </w:pPr>
+    </w:p>
+    <w:p>
+      <w:pPr>
+        <w:rPr>
+          <w:rFonts w:ascii="Arial" w:hAnsi="Arial" w:cs="Arial"/>
+          <w:sz w:val="28"/>
+          <w:szCs w:val="28"/>
+        </w:rPr>
+      </w:pPr>
+    </w:p>
+    <w:p>
+      <w:pPr>
+        <w:rPr>
+          <w:rFonts w:ascii="Arial" w:hAnsi="Arial" w:cs="Arial"/>
+          <w:sz w:val="28"/>
+          <w:szCs w:val="28"/>
+        </w:rPr>
+      </w:pPr>
+    </w:p>
+    <w:p>
+      <w:pPr>
+        <w:rPr>
+          <w:rFonts w:ascii="Arial" w:hAnsi="Arial" w:cs="Arial"/>
+          <w:sz w:val="28"/>
+          <w:szCs w:val="28"/>
+        </w:rPr>
+      </w:pPr>
+    </w:p>
+    <w:p>
+      <w:pPr>
+        <w:rPr>
+          <w:rFonts w:ascii="Arial" w:hAnsi="Arial" w:cs="Arial"/>
+          <w:sz w:val="28"/>
+          <w:szCs w:val="28"/>
+        </w:rPr>
+      </w:pPr>
+    </w:p>
+    <w:p>
+      <w:pPr>
+        <w:rPr>
+          <w:rFonts w:ascii="Arial" w:hAnsi="Arial" w:cs="Arial"/>
+          <w:sz w:val="28"/>
+          <w:szCs w:val="28"/>
+        </w:rPr>
+      </w:pPr>
+    </w:p>
+    <w:p>
+      <w:pPr>
+        <w:rPr>
+          <w:rFonts w:ascii="Arial" w:hAnsi="Arial" w:cs="Arial"/>
+          <w:sz w:val="28"/>
+          <w:szCs w:val="28"/>
+        </w:rPr>
+      </w:pPr>
+    </w:p>
+    <w:p>
+      <w:pPr>
+        <w:rPr>
+          <w:rFonts w:ascii="Arial" w:hAnsi="Arial" w:cs="Arial"/>
+          <w:sz w:val="28"/>
+          <w:szCs w:val="28"/>
+        </w:rPr>
+      </w:pPr>
+    </w:p>
+    <w:p>
+      <w:pPr>
+        <w:rPr>
+          <w:rFonts w:ascii="Arial" w:hAnsi="Arial" w:cs="Arial"/>
+          <w:sz w:val="28"/>
+          <w:szCs w:val="28"/>
+        </w:rPr>
+      </w:pPr>
+      <w:r>
+        <w:rPr>
+          <w:rFonts w:ascii="Arial" w:hAnsi="Arial" w:cs="Arial"/>
+          <w:sz w:val="28"/>
+          <w:szCs w:val="28"/>
+        </w:rPr>
+        <w:lastRenderedPageBreak/>
+        <w:t>Development Plans</w:t>
+      </w:r>
+    </w:p>
+    <w:p>
+      <w:pPr>
+        <w:rPr>
+          <w:rFonts w:ascii="Arial" w:hAnsi="Arial" w:cs="Arial"/>
+          <w:sz w:val="28"/>
+          <w:szCs w:val="28"/>
+        </w:rPr>
+      </w:pPr>
+      <w:r>
+        <w:rPr>
+          <w:rFonts w:ascii="Arial" w:hAnsi="Arial" w:cs="Arial"/>
+          <w:sz w:val="28"/>
+          <w:szCs w:val="28"/>
+        </w:rPr>
+        <w:t>Leivi: Working on using and throwing items with the inventory system.</w:t>
+      </w:r>
     </w:p>
     <w:sectPr>
       <w:pgSz w:w="11906" w:h="16838"/>

--- a/Planning.docx
+++ b/Planning.docx
@@ -6,8 +6,11 @@
       <w:pPr>
         <w:rPr>
           <w:rFonts w:ascii="Arial" w:hAnsi="Arial" w:cs="Arial"/>
+          <w:b/>
+          <w:bCs/>
           <w:sz w:val="32"/>
           <w:szCs w:val="32"/>
+          <w:u w:val="single"/>
         </w:rPr>
       </w:pPr>
       <w:r>
@@ -17,348 +20,9 @@
           <w:bCs/>
           <w:sz w:val="32"/>
           <w:szCs w:val="32"/>
+          <w:u w:val="single"/>
         </w:rPr>
-        <w:t>Word-based Medieval Fantasy RPG</w:t>
-      </w:r>
-    </w:p>
-    <w:p>
-      <w:pPr>
-        <w:rPr>
-          <w:rFonts w:ascii="Arial" w:hAnsi="Arial" w:cs="Arial"/>
-          <w:sz w:val="32"/>
-          <w:szCs w:val="32"/>
-        </w:rPr>
-      </w:pPr>
-    </w:p>
-    <w:p>
-      <w:pPr>
-        <w:rPr>
-          <w:rFonts w:ascii="Arial" w:hAnsi="Arial" w:cs="Arial"/>
-          <w:sz w:val="28"/>
-          <w:szCs w:val="28"/>
-        </w:rPr>
-      </w:pPr>
-      <w:r>
-        <w:rPr>
-          <w:rFonts w:ascii="Arial" w:hAnsi="Arial" w:cs="Arial"/>
-          <w:sz w:val="28"/>
-          <w:szCs w:val="28"/>
-        </w:rPr>
-        <w:t xml:space="preserve">Health, enemies, </w:t>
-      </w:r>
-      <w:r>
-        <w:rPr>
-          <w:rFonts w:ascii="Arial" w:hAnsi="Arial" w:cs="Arial"/>
-          <w:sz w:val="28"/>
-          <w:szCs w:val="28"/>
-        </w:rPr>
-        <w:t xml:space="preserve">attributes, </w:t>
-      </w:r>
-      <w:r>
-        <w:rPr>
-          <w:rFonts w:ascii="Arial" w:hAnsi="Arial" w:cs="Arial"/>
-          <w:sz w:val="28"/>
-          <w:szCs w:val="28"/>
-        </w:rPr>
-        <w:t>inventory</w:t>
-      </w:r>
-      <w:r>
-        <w:rPr>
-          <w:rFonts w:ascii="Arial" w:hAnsi="Arial" w:cs="Arial"/>
-          <w:sz w:val="28"/>
-          <w:szCs w:val="28"/>
-        </w:rPr>
-        <w:t xml:space="preserve"> via slots</w:t>
-      </w:r>
-      <w:r>
-        <w:rPr>
-          <w:rFonts w:ascii="Arial" w:hAnsi="Arial" w:cs="Arial"/>
-          <w:sz w:val="28"/>
-          <w:szCs w:val="28"/>
-        </w:rPr>
-        <w:t xml:space="preserve"> etc..</w:t>
-      </w:r>
-    </w:p>
-    <w:p>
-      <w:pPr>
-        <w:rPr>
-          <w:rFonts w:ascii="Arial" w:hAnsi="Arial" w:cs="Arial"/>
-          <w:sz w:val="28"/>
-          <w:szCs w:val="28"/>
-        </w:rPr>
-      </w:pPr>
-    </w:p>
-    <w:p>
-      <w:pPr>
-        <w:rPr>
-          <w:rFonts w:ascii="Arial" w:hAnsi="Arial" w:cs="Arial"/>
-          <w:sz w:val="28"/>
-          <w:szCs w:val="28"/>
-        </w:rPr>
-      </w:pPr>
-      <w:r>
-        <w:rPr>
-          <w:rFonts w:ascii="Arial" w:hAnsi="Arial" w:cs="Arial"/>
-          <w:sz w:val="28"/>
-          <w:szCs w:val="28"/>
-        </w:rPr>
-        <w:t>Enemy presets: Skeletons, slime, zombie, spider etc..</w:t>
-      </w:r>
-    </w:p>
-    <w:p>
-      <w:pPr>
-        <w:rPr>
-          <w:rFonts w:ascii="Arial" w:hAnsi="Arial" w:cs="Arial"/>
-          <w:sz w:val="28"/>
-          <w:szCs w:val="28"/>
-        </w:rPr>
-      </w:pPr>
-    </w:p>
-    <w:p>
-      <w:pPr>
-        <w:rPr>
-          <w:rFonts w:ascii="Arial" w:hAnsi="Arial" w:cs="Arial"/>
-          <w:sz w:val="28"/>
-          <w:szCs w:val="28"/>
-        </w:rPr>
-      </w:pPr>
-      <w:r>
-        <w:rPr>
-          <w:rFonts w:ascii="Arial" w:hAnsi="Arial" w:cs="Arial"/>
-          <w:sz w:val="28"/>
-          <w:szCs w:val="28"/>
-        </w:rPr>
-        <w:t>Pseudo-graphics – ascii with contexts (e.g. glossary/looking around, final boss)</w:t>
-      </w:r>
-    </w:p>
-    <w:p>
-      <w:pPr>
-        <w:rPr>
-          <w:rFonts w:ascii="Arial" w:hAnsi="Arial" w:cs="Arial"/>
-          <w:sz w:val="28"/>
-          <w:szCs w:val="28"/>
-        </w:rPr>
-      </w:pPr>
-    </w:p>
-    <w:p>
-      <w:pPr>
-        <w:rPr>
-          <w:rFonts w:ascii="Arial" w:hAnsi="Arial" w:cs="Arial"/>
-          <w:sz w:val="28"/>
-          <w:szCs w:val="28"/>
-        </w:rPr>
-      </w:pPr>
-      <w:r>
-        <w:rPr>
-          <w:rFonts w:ascii="Arial" w:hAnsi="Arial" w:cs="Arial"/>
-          <w:sz w:val="28"/>
-          <w:szCs w:val="28"/>
-        </w:rPr>
-        <w:t>Player decides name of MC</w:t>
-      </w:r>
-    </w:p>
-    <w:p>
-      <w:pPr>
-        <w:rPr>
-          <w:rFonts w:ascii="Arial" w:hAnsi="Arial" w:cs="Arial"/>
-          <w:sz w:val="28"/>
-          <w:szCs w:val="28"/>
-        </w:rPr>
-      </w:pPr>
-    </w:p>
-    <w:p>
-      <w:pPr>
-        <w:rPr>
-          <w:rFonts w:ascii="Arial" w:hAnsi="Arial" w:cs="Arial"/>
-          <w:sz w:val="28"/>
-          <w:szCs w:val="28"/>
-        </w:rPr>
-      </w:pPr>
-      <w:r>
-        <w:rPr>
-          <w:rFonts w:ascii="Arial" w:hAnsi="Arial" w:cs="Arial"/>
-          <w:sz w:val="28"/>
-          <w:szCs w:val="28"/>
-        </w:rPr>
-        <w:t>Comedy aspects</w:t>
-      </w:r>
-    </w:p>
-    <w:p>
-      <w:pPr>
-        <w:pBdr>
-          <w:bottom w:val="single" w:sz="6" w:space="1" w:color="auto"/>
-        </w:pBdr>
-        <w:rPr>
-          <w:rFonts w:ascii="Arial" w:hAnsi="Arial" w:cs="Arial"/>
-          <w:sz w:val="28"/>
-          <w:szCs w:val="28"/>
-        </w:rPr>
-      </w:pPr>
-    </w:p>
-    <w:p>
-      <w:pPr>
-        <w:rPr>
-          <w:rFonts w:ascii="Arial" w:hAnsi="Arial" w:cs="Arial"/>
-          <w:sz w:val="28"/>
-          <w:szCs w:val="28"/>
-        </w:rPr>
-      </w:pPr>
-    </w:p>
-    <w:p>
-      <w:pPr>
-        <w:rPr>
-          <w:rFonts w:ascii="Arial" w:hAnsi="Arial" w:cs="Arial"/>
-          <w:b/>
-          <w:bCs/>
-          <w:sz w:val="32"/>
-          <w:szCs w:val="32"/>
-        </w:rPr>
-      </w:pPr>
-      <w:r>
-        <w:rPr>
-          <w:rFonts w:ascii="Arial" w:hAnsi="Arial" w:cs="Arial"/>
-          <w:b/>
-          <w:bCs/>
-          <w:sz w:val="32"/>
-          <w:szCs w:val="32"/>
-        </w:rPr>
-        <w:t>Writing of Game</w:t>
-      </w:r>
-    </w:p>
-    <w:p>
-      <w:pPr>
-        <w:rPr>
-          <w:rFonts w:ascii="Arial" w:hAnsi="Arial" w:cs="Arial"/>
-          <w:b/>
-          <w:bCs/>
-          <w:sz w:val="32"/>
-          <w:szCs w:val="32"/>
-        </w:rPr>
-      </w:pPr>
-    </w:p>
-    <w:p>
-      <w:pPr>
-        <w:rPr>
-          <w:rFonts w:ascii="Arial" w:hAnsi="Arial" w:cs="Arial"/>
-          <w:sz w:val="28"/>
-          <w:szCs w:val="28"/>
-        </w:rPr>
-      </w:pPr>
-      <w:r>
-        <w:rPr>
-          <w:rFonts w:ascii="Arial" w:hAnsi="Arial" w:cs="Arial"/>
-          <w:sz w:val="28"/>
-          <w:szCs w:val="28"/>
-        </w:rPr>
-        <w:t>Game begins in some kind of ethereal realm/state of being, higher entity asks for adventurers’ name. Afterwards, MC is sent down to..</w:t>
-      </w:r>
-    </w:p>
-    <w:p>
-      <w:pPr>
-        <w:rPr>
-          <w:rFonts w:ascii="Arial" w:hAnsi="Arial" w:cs="Arial"/>
-          <w:sz w:val="28"/>
-          <w:szCs w:val="28"/>
-        </w:rPr>
-      </w:pPr>
-    </w:p>
-    <w:p>
-      <w:pPr>
-        <w:rPr>
-          <w:rFonts w:ascii="Arial" w:hAnsi="Arial" w:cs="Arial"/>
-          <w:sz w:val="28"/>
-          <w:szCs w:val="28"/>
-        </w:rPr>
-      </w:pPr>
-    </w:p>
-    <w:p>
-      <w:pPr>
-        <w:rPr>
-          <w:rFonts w:ascii="Arial" w:hAnsi="Arial" w:cs="Arial"/>
-          <w:sz w:val="28"/>
-          <w:szCs w:val="28"/>
-        </w:rPr>
-      </w:pPr>
-    </w:p>
-    <w:p>
-      <w:pPr>
-        <w:rPr>
-          <w:rFonts w:ascii="Arial" w:hAnsi="Arial" w:cs="Arial"/>
-          <w:sz w:val="28"/>
-          <w:szCs w:val="28"/>
-        </w:rPr>
-      </w:pPr>
-    </w:p>
-    <w:p>
-      <w:pPr>
-        <w:rPr>
-          <w:rFonts w:ascii="Arial" w:hAnsi="Arial" w:cs="Arial"/>
-          <w:sz w:val="28"/>
-          <w:szCs w:val="28"/>
-        </w:rPr>
-      </w:pPr>
-    </w:p>
-    <w:p>
-      <w:pPr>
-        <w:rPr>
-          <w:rFonts w:ascii="Arial" w:hAnsi="Arial" w:cs="Arial"/>
-          <w:sz w:val="28"/>
-          <w:szCs w:val="28"/>
-        </w:rPr>
-      </w:pPr>
-    </w:p>
-    <w:p>
-      <w:pPr>
-        <w:rPr>
-          <w:rFonts w:ascii="Arial" w:hAnsi="Arial" w:cs="Arial"/>
-          <w:sz w:val="28"/>
-          <w:szCs w:val="28"/>
-        </w:rPr>
-      </w:pPr>
-    </w:p>
-    <w:p>
-      <w:pPr>
-        <w:rPr>
-          <w:rFonts w:ascii="Arial" w:hAnsi="Arial" w:cs="Arial"/>
-          <w:sz w:val="28"/>
-          <w:szCs w:val="28"/>
-        </w:rPr>
-      </w:pPr>
-    </w:p>
-    <w:p>
-      <w:pPr>
-        <w:rPr>
-          <w:rFonts w:ascii="Arial" w:hAnsi="Arial" w:cs="Arial"/>
-          <w:sz w:val="28"/>
-          <w:szCs w:val="28"/>
-        </w:rPr>
-      </w:pPr>
-    </w:p>
-    <w:p>
-      <w:pPr>
-        <w:rPr>
-          <w:rFonts w:ascii="Arial" w:hAnsi="Arial" w:cs="Arial"/>
-          <w:sz w:val="28"/>
-          <w:szCs w:val="28"/>
-        </w:rPr>
-      </w:pPr>
-    </w:p>
-    <w:p>
-      <w:pPr>
-        <w:rPr>
-          <w:rFonts w:ascii="Arial" w:hAnsi="Arial" w:cs="Arial"/>
-          <w:sz w:val="28"/>
-          <w:szCs w:val="28"/>
-        </w:rPr>
-      </w:pPr>
-      <w:r>
-        <w:rPr>
-          <w:rFonts w:ascii="Arial" w:hAnsi="Arial" w:cs="Arial"/>
-          <w:sz w:val="28"/>
-          <w:szCs w:val="28"/>
-        </w:rPr>
-        <w:lastRenderedPageBreak/>
-        <w:t>Development Plans</w:t>
+        <w:t>Credits</w:t>
       </w:r>
     </w:p>
     <w:p>
@@ -372,10 +36,10 @@
       <w:r>
         <w:rPr>
           <w:rFonts w:ascii="Arial" w:hAnsi="Arial" w:cs="Arial"/>
-          <w:sz w:val="28"/>
-          <w:szCs w:val="28"/>
+          <w:sz w:val="32"/>
+          <w:szCs w:val="32"/>
         </w:rPr>
-        <w:t>Leivi: Working on using and throwing items with the inventory system.</w:t>
+        <w:t>Leivi, Saqif, Alex, John, Mohammed</w:t>
       </w:r>
     </w:p>
     <w:sectPr>

--- a/Planning.docx
+++ b/Planning.docx
@@ -29,6 +29,120 @@
       <w:pPr>
         <w:rPr>
           <w:rFonts w:ascii="Arial" w:hAnsi="Arial" w:cs="Arial"/>
+          <w:sz w:val="32"/>
+          <w:szCs w:val="32"/>
+        </w:rPr>
+      </w:pPr>
+      <w:r>
+        <w:rPr>
+          <w:rFonts w:ascii="Arial" w:hAnsi="Arial" w:cs="Arial"/>
+          <w:sz w:val="32"/>
+          <w:szCs w:val="32"/>
+        </w:rPr>
+        <w:t>Leivi, Saqif, Alex, John, Mohammed</w:t>
+      </w:r>
+    </w:p>
+    <w:p>
+      <w:pPr>
+        <w:rPr>
+          <w:rFonts w:ascii="Arial" w:hAnsi="Arial" w:cs="Arial"/>
+          <w:sz w:val="32"/>
+          <w:szCs w:val="32"/>
+        </w:rPr>
+      </w:pPr>
+    </w:p>
+    <w:p>
+      <w:pPr>
+        <w:rPr>
+          <w:rFonts w:ascii="Arial" w:hAnsi="Arial" w:cs="Arial"/>
+          <w:sz w:val="32"/>
+          <w:szCs w:val="32"/>
+        </w:rPr>
+      </w:pPr>
+      <w:r>
+        <w:rPr>
+          <w:rFonts w:ascii="Arial" w:hAnsi="Arial" w:cs="Arial"/>
+          <w:b/>
+          <w:bCs/>
+          <w:sz w:val="32"/>
+          <w:szCs w:val="32"/>
+          <w:u w:val="single"/>
+        </w:rPr>
+        <w:t>Item List (exact)</w:t>
+      </w:r>
+    </w:p>
+    <w:p>
+      <w:pPr>
+        <w:rPr>
+          <w:rFonts w:ascii="Arial" w:hAnsi="Arial" w:cs="Arial"/>
+          <w:sz w:val="32"/>
+          <w:szCs w:val="32"/>
+        </w:rPr>
+      </w:pPr>
+      <w:r>
+        <w:rPr>
+          <w:rFonts w:ascii="Arial" w:hAnsi="Arial" w:cs="Arial"/>
+          <w:sz w:val="32"/>
+          <w:szCs w:val="32"/>
+        </w:rPr>
+        <w:t>Healing Potion</w:t>
+      </w:r>
+    </w:p>
+    <w:p>
+      <w:pPr>
+        <w:rPr>
+          <w:rFonts w:ascii="Arial" w:hAnsi="Arial" w:cs="Arial"/>
+          <w:sz w:val="32"/>
+          <w:szCs w:val="32"/>
+        </w:rPr>
+      </w:pPr>
+      <w:r>
+        <w:rPr>
+          <w:rFonts w:ascii="Arial" w:hAnsi="Arial" w:cs="Arial"/>
+          <w:sz w:val="32"/>
+          <w:szCs w:val="32"/>
+        </w:rPr>
+        <w:t>Rusty Sword</w:t>
+      </w:r>
+    </w:p>
+    <w:p>
+      <w:pPr>
+        <w:rPr>
+          <w:rFonts w:ascii="Arial" w:hAnsi="Arial" w:cs="Arial"/>
+          <w:sz w:val="32"/>
+          <w:szCs w:val="32"/>
+        </w:rPr>
+      </w:pPr>
+      <w:r>
+        <w:rPr>
+          <w:rFonts w:ascii="Arial" w:hAnsi="Arial" w:cs="Arial"/>
+          <w:sz w:val="32"/>
+          <w:szCs w:val="32"/>
+        </w:rPr>
+        <w:t>Rusty Armour</w:t>
+      </w:r>
+    </w:p>
+    <w:p>
+      <w:pPr>
+        <w:rPr>
+          <w:rFonts w:ascii="Arial" w:hAnsi="Arial" w:cs="Arial"/>
+          <w:sz w:val="32"/>
+          <w:szCs w:val="32"/>
+        </w:rPr>
+      </w:pPr>
+      <w:r>
+        <w:rPr>
+          <w:rFonts w:ascii="Arial" w:hAnsi="Arial" w:cs="Arial"/>
+          <w:sz w:val="32"/>
+          <w:szCs w:val="32"/>
+        </w:rPr>
+        <w:t>Steel Sword</w:t>
+      </w:r>
+    </w:p>
+    <w:p>
+      <w:pPr>
+        <w:rPr>
+          <w:rFonts w:ascii="Arial" w:hAnsi="Arial" w:cs="Arial"/>
           <w:sz w:val="28"/>
           <w:szCs w:val="28"/>
         </w:rPr>
@@ -39,7 +153,7 @@
           <w:sz w:val="32"/>
           <w:szCs w:val="32"/>
         </w:rPr>
-        <w:t>Leivi, Saqif, Alex, John, Mohammed</w:t>
+        <w:t>Steel Armour</w:t>
       </w:r>
     </w:p>
     <w:sectPr>

--- a/Planning.docx
+++ b/Planning.docx
@@ -143,6 +143,57 @@
       <w:pPr>
         <w:rPr>
           <w:rFonts w:ascii="Arial" w:hAnsi="Arial" w:cs="Arial"/>
+          <w:sz w:val="32"/>
+          <w:szCs w:val="32"/>
+        </w:rPr>
+      </w:pPr>
+      <w:r>
+        <w:rPr>
+          <w:rFonts w:ascii="Arial" w:hAnsi="Arial" w:cs="Arial"/>
+          <w:sz w:val="32"/>
+          <w:szCs w:val="32"/>
+        </w:rPr>
+        <w:t>Steel Armour</w:t>
+      </w:r>
+    </w:p>
+    <w:p>
+      <w:pPr>
+        <w:rPr>
+          <w:rFonts w:ascii="Arial" w:hAnsi="Arial" w:cs="Arial"/>
+          <w:sz w:val="32"/>
+          <w:szCs w:val="32"/>
+        </w:rPr>
+      </w:pPr>
+      <w:r>
+        <w:rPr>
+          <w:rFonts w:ascii="Arial" w:hAnsi="Arial" w:cs="Arial"/>
+          <w:sz w:val="32"/>
+          <w:szCs w:val="32"/>
+        </w:rPr>
+        <w:t>Rusted Key</w:t>
+      </w:r>
+    </w:p>
+    <w:p>
+      <w:pPr>
+        <w:rPr>
+          <w:rFonts w:ascii="Arial" w:hAnsi="Arial" w:cs="Arial"/>
+          <w:sz w:val="32"/>
+          <w:szCs w:val="32"/>
+        </w:rPr>
+      </w:pPr>
+      <w:r>
+        <w:rPr>
+          <w:rFonts w:ascii="Arial" w:hAnsi="Arial" w:cs="Arial"/>
+          <w:sz w:val="32"/>
+          <w:szCs w:val="32"/>
+        </w:rPr>
+        <w:t>Adorned Key</w:t>
+      </w:r>
+    </w:p>
+    <w:p>
+      <w:pPr>
+        <w:rPr>
+          <w:rFonts w:ascii="Arial" w:hAnsi="Arial" w:cs="Arial"/>
           <w:sz w:val="28"/>
           <w:szCs w:val="28"/>
         </w:rPr>
@@ -153,7 +204,7 @@
           <w:sz w:val="32"/>
           <w:szCs w:val="32"/>
         </w:rPr>
-        <w:t>Steel Armour</w:t>
+        <w:t>Twisted Key</w:t>
       </w:r>
     </w:p>
     <w:sectPr>

--- a/Planning.docx
+++ b/Planning.docx
@@ -102,6 +102,57 @@
           <w:sz w:val="32"/>
           <w:szCs w:val="32"/>
         </w:rPr>
+        <w:t>Mana Potion</w:t>
+      </w:r>
+    </w:p>
+    <w:p>
+      <w:pPr>
+        <w:rPr>
+          <w:rFonts w:ascii="Arial" w:hAnsi="Arial" w:cs="Arial"/>
+          <w:sz w:val="32"/>
+          <w:szCs w:val="32"/>
+        </w:rPr>
+      </w:pPr>
+      <w:r>
+        <w:rPr>
+          <w:rFonts w:ascii="Arial" w:hAnsi="Arial" w:cs="Arial"/>
+          <w:sz w:val="32"/>
+          <w:szCs w:val="32"/>
+        </w:rPr>
+        <w:t>Greater Healing Potion</w:t>
+      </w:r>
+    </w:p>
+    <w:p>
+      <w:pPr>
+        <w:rPr>
+          <w:rFonts w:ascii="Arial" w:hAnsi="Arial" w:cs="Arial"/>
+          <w:sz w:val="32"/>
+          <w:szCs w:val="32"/>
+        </w:rPr>
+      </w:pPr>
+      <w:r>
+        <w:rPr>
+          <w:rFonts w:ascii="Arial" w:hAnsi="Arial" w:cs="Arial"/>
+          <w:sz w:val="32"/>
+          <w:szCs w:val="32"/>
+        </w:rPr>
+        <w:t>Greater Mana Potion</w:t>
+      </w:r>
+    </w:p>
+    <w:p>
+      <w:pPr>
+        <w:rPr>
+          <w:rFonts w:ascii="Arial" w:hAnsi="Arial" w:cs="Arial"/>
+          <w:sz w:val="32"/>
+          <w:szCs w:val="32"/>
+        </w:rPr>
+      </w:pPr>
+      <w:r>
+        <w:rPr>
+          <w:rFonts w:ascii="Arial" w:hAnsi="Arial" w:cs="Arial"/>
+          <w:sz w:val="32"/>
+          <w:szCs w:val="32"/>
+        </w:rPr>
         <w:t>Rusty Sword</w:t>
       </w:r>
     </w:p>
@@ -188,6 +239,91 @@
           <w:szCs w:val="32"/>
         </w:rPr>
         <w:t>Adorned Key</w:t>
+      </w:r>
+    </w:p>
+    <w:p>
+      <w:pPr>
+        <w:rPr>
+          <w:rFonts w:ascii="Arial" w:hAnsi="Arial" w:cs="Arial"/>
+          <w:sz w:val="32"/>
+          <w:szCs w:val="32"/>
+        </w:rPr>
+      </w:pPr>
+      <w:r>
+        <w:rPr>
+          <w:rFonts w:ascii="Arial" w:hAnsi="Arial" w:cs="Arial"/>
+          <w:sz w:val="32"/>
+          <w:szCs w:val="32"/>
+        </w:rPr>
+        <w:t>Twisted Key</w:t>
+      </w:r>
+    </w:p>
+    <w:p>
+      <w:pPr>
+        <w:rPr>
+          <w:rFonts w:ascii="Arial" w:hAnsi="Arial" w:cs="Arial"/>
+          <w:sz w:val="32"/>
+          <w:szCs w:val="32"/>
+        </w:rPr>
+      </w:pPr>
+      <w:r>
+        <w:rPr>
+          <w:rFonts w:ascii="Arial" w:hAnsi="Arial" w:cs="Arial"/>
+          <w:sz w:val="32"/>
+          <w:szCs w:val="32"/>
+        </w:rPr>
+        <w:t>Staff of Fireball</w:t>
+      </w:r>
+    </w:p>
+    <w:p>
+      <w:pPr>
+        <w:rPr>
+          <w:rFonts w:ascii="Arial" w:hAnsi="Arial" w:cs="Arial"/>
+          <w:sz w:val="32"/>
+          <w:szCs w:val="32"/>
+        </w:rPr>
+      </w:pPr>
+      <w:r>
+        <w:rPr>
+          <w:rFonts w:ascii="Arial" w:hAnsi="Arial" w:cs="Arial"/>
+          <w:sz w:val="32"/>
+          <w:szCs w:val="32"/>
+        </w:rPr>
+        <w:t>Wand of Lightning</w:t>
+      </w:r>
+    </w:p>
+    <w:p>
+      <w:pPr>
+        <w:rPr>
+          <w:rFonts w:ascii="Arial" w:hAnsi="Arial" w:cs="Arial"/>
+          <w:sz w:val="32"/>
+          <w:szCs w:val="32"/>
+        </w:rPr>
+      </w:pPr>
+      <w:r>
+        <w:rPr>
+          <w:rFonts w:ascii="Arial" w:hAnsi="Arial" w:cs="Arial"/>
+          <w:sz w:val="32"/>
+          <w:szCs w:val="32"/>
+        </w:rPr>
+        <w:t>Scroll of Blight</w:t>
+      </w:r>
+    </w:p>
+    <w:p>
+      <w:pPr>
+        <w:rPr>
+          <w:rFonts w:ascii="Arial" w:hAnsi="Arial" w:cs="Arial"/>
+          <w:sz w:val="32"/>
+          <w:szCs w:val="32"/>
+        </w:rPr>
+      </w:pPr>
+      <w:r>
+        <w:rPr>
+          <w:rFonts w:ascii="Arial" w:hAnsi="Arial" w:cs="Arial"/>
+          <w:sz w:val="32"/>
+          <w:szCs w:val="32"/>
+        </w:rPr>
+        <w:t>Orb of Disintegration</w:t>
       </w:r>
     </w:p>
     <w:p>
@@ -204,7 +340,7 @@
           <w:sz w:val="32"/>
           <w:szCs w:val="32"/>
         </w:rPr>
-        <w:t>Twisted Key</w:t>
+        <w:t>Ring of Graviton</w:t>
       </w:r>
     </w:p>
     <w:sectPr>

--- a/Planning.docx
+++ b/Planning.docx
@@ -1,6 +1,6 @@
 
 <file path=word/document.xml><?xml version="1.0" encoding="utf-8"?>
-<w:document xmlns:wpc="http://schemas.microsoft.com/office/word/2010/wordprocessingCanvas" xmlns:cx="http://schemas.microsoft.com/office/drawing/2014/chartex" xmlns:cx1="http://schemas.microsoft.com/office/drawing/2015/9/8/chartex" xmlns:cx2="http://schemas.microsoft.com/office/drawing/2015/10/21/chartex" xmlns:cx3="http://schemas.microsoft.com/office/drawing/2016/5/9/chartex" xmlns:cx4="http://schemas.microsoft.com/office/drawing/2016/5/10/chartex" xmlns:cx5="http://schemas.microsoft.com/office/drawing/2016/5/11/chartex" xmlns:cx6="http://schemas.microsoft.com/office/drawing/2016/5/12/chartex" xmlns:cx7="http://schemas.microsoft.com/office/drawing/2016/5/13/chartex" xmlns:cx8="http://schemas.microsoft.com/office/drawing/2016/5/14/chartex" xmlns:mc="http://schemas.openxmlformats.org/markup-compatibility/2006" xmlns:aink="http://schemas.microsoft.com/office/drawing/2016/ink" xmlns:am3d="http://schemas.microsoft.com/office/drawing/2017/model3d" xmlns:o="urn:schemas-microsoft-com:office:office" xmlns:oel="http://schemas.microsoft.com/office/2019/extlst" xmlns:r="http://schemas.openxmlformats.org/officeDocument/2006/relationships" xmlns:m="http://schemas.openxmlformats.org/officeDocument/2006/math" xmlns:v="urn:schemas-microsoft-com:vml" xmlns:wp14="http://schemas.microsoft.com/office/word/2010/wordprocessingDrawing" xmlns:wp="http://schemas.openxmlformats.org/drawingml/2006/wordprocessingDrawing" xmlns:w10="urn:schemas-microsoft-com:office:word" xmlns:w="http://schemas.openxmlformats.org/wordprocessingml/2006/main" xmlns:w14="http://schemas.microsoft.com/office/word/2010/wordml" xmlns:w15="http://schemas.microsoft.com/office/word/2012/wordml" xmlns:w16cei="http://schemas.microsoft.com/office/word/2026/wordml/cei" xmlns:w16cex="http://schemas.microsoft.com/office/word/2018/wordml/cex" xmlns:w16cid="http://schemas.microsoft.com/office/word/2016/wordml/cid" xmlns:w16="http://schemas.microsoft.com/office/word/2018/wordml" xmlns:w16du="http://schemas.microsoft.com/office/word/2023/wordml/word16du" xmlns:w16sdtdh="http://schemas.microsoft.com/office/word/2020/wordml/sdtdatahash" xmlns:w16sdtfl="http://schemas.microsoft.com/office/word/2024/wordml/sdtformatlock" xmlns:w16se="http://schemas.microsoft.com/office/word/2015/wordml/symex" xmlns:wpg="http://schemas.microsoft.com/office/word/2010/wordprocessingGroup" xmlns:wpi="http://schemas.microsoft.com/office/word/2010/wordprocessingInk" xmlns:wne="http://schemas.microsoft.com/office/word/2006/wordml" xmlns:wps="http://schemas.microsoft.com/office/word/2010/wordprocessingShape" mc:Ignorable="w14 w15 w16se w16cid w16 w16cex w16sdtdh w16sdtfl w16du wp14">
+<w:document xmlns:wpc="http://schemas.microsoft.com/office/word/2010/wordprocessingCanvas" xmlns:cx="http://schemas.microsoft.com/office/drawing/2014/chartex" xmlns:cx1="http://schemas.microsoft.com/office/drawing/2015/9/8/chartex" xmlns:cx2="http://schemas.microsoft.com/office/drawing/2015/10/21/chartex" xmlns:cx3="http://schemas.microsoft.com/office/drawing/2016/5/9/chartex" xmlns:cx4="http://schemas.microsoft.com/office/drawing/2016/5/10/chartex" xmlns:cx5="http://schemas.microsoft.com/office/drawing/2016/5/11/chartex" xmlns:cx6="http://schemas.microsoft.com/office/drawing/2016/5/12/chartex" xmlns:cx7="http://schemas.microsoft.com/office/drawing/2016/5/13/chartex" xmlns:cx8="http://schemas.microsoft.com/office/drawing/2016/5/14/chartex" xmlns:mc="http://schemas.openxmlformats.org/markup-compatibility/2006" xmlns:aink="http://schemas.microsoft.com/office/drawing/2016/ink" xmlns:am3d="http://schemas.microsoft.com/office/drawing/2017/model3d" xmlns:o="urn:schemas-microsoft-com:office:office" xmlns:oel="http://schemas.microsoft.com/office/2019/extlst" xmlns:r="http://schemas.openxmlformats.org/officeDocument/2006/relationships" xmlns:m="http://schemas.openxmlformats.org/officeDocument/2006/math" xmlns:v="urn:schemas-microsoft-com:vml" xmlns:wp14="http://schemas.microsoft.com/office/word/2010/wordprocessingDrawing" xmlns:wp="http://schemas.openxmlformats.org/drawingml/2006/wordprocessingDrawing" xmlns:w10="urn:schemas-microsoft-com:office:word" xmlns:w="http://schemas.openxmlformats.org/wordprocessingml/2006/main" xmlns:w14="http://schemas.microsoft.com/office/word/2010/wordml" xmlns:w15="http://schemas.microsoft.com/office/word/2012/wordml" xmlns:w16cex="http://schemas.microsoft.com/office/word/2018/wordml/cex" xmlns:w16cid="http://schemas.microsoft.com/office/word/2016/wordml/cid" xmlns:w16="http://schemas.microsoft.com/office/word/2018/wordml" xmlns:w16du="http://schemas.microsoft.com/office/word/2023/wordml/word16du" xmlns:w16sdtdh="http://schemas.microsoft.com/office/word/2020/wordml/sdtdatahash" xmlns:w16sdtfl="http://schemas.microsoft.com/office/word/2024/wordml/sdtformatlock" xmlns:w16se="http://schemas.microsoft.com/office/word/2015/wordml/symex" xmlns:wpg="http://schemas.microsoft.com/office/word/2010/wordprocessingGroup" xmlns:wpi="http://schemas.microsoft.com/office/word/2010/wordprocessingInk" xmlns:wne="http://schemas.microsoft.com/office/word/2006/wordml" xmlns:wps="http://schemas.microsoft.com/office/word/2010/wordprocessingShape" mc:Ignorable="w14 w15 w16se w16cid w16 w16cex w16sdtdh w16sdtfl w16du wp14">
   <w:body>
     <w:p>
       <w:pPr>
@@ -187,6 +187,23 @@
           <w:sz w:val="32"/>
           <w:szCs w:val="32"/>
         </w:rPr>
+        <w:t>Leather Armour</w:t>
+      </w:r>
+    </w:p>
+    <w:p>
+      <w:pPr>
+        <w:rPr>
+          <w:rFonts w:ascii="Arial" w:hAnsi="Arial" w:cs="Arial"/>
+          <w:sz w:val="32"/>
+          <w:szCs w:val="32"/>
+        </w:rPr>
+      </w:pPr>
+      <w:r>
+        <w:rPr>
+          <w:rFonts w:ascii="Arial" w:hAnsi="Arial" w:cs="Arial"/>
+          <w:sz w:val="32"/>
+          <w:szCs w:val="32"/>
+        </w:rPr>
         <w:t>Steel Sword</w:t>
       </w:r>
     </w:p>
@@ -221,6 +238,155 @@
           <w:sz w:val="32"/>
           <w:szCs w:val="32"/>
         </w:rPr>
+        <w:t>Studded Leather Armour</w:t>
+      </w:r>
+    </w:p>
+    <w:p>
+      <w:pPr>
+        <w:rPr>
+          <w:rFonts w:ascii="Arial" w:hAnsi="Arial" w:cs="Arial"/>
+          <w:sz w:val="32"/>
+          <w:szCs w:val="32"/>
+        </w:rPr>
+      </w:pPr>
+      <w:proofErr w:type="spellStart"/>
+      <w:r>
+        <w:rPr>
+          <w:rFonts w:ascii="Arial" w:hAnsi="Arial" w:cs="Arial"/>
+          <w:sz w:val="32"/>
+          <w:szCs w:val="32"/>
+        </w:rPr>
+        <w:t>Spellfire</w:t>
+      </w:r>
+      <w:proofErr w:type="spellEnd"/>
+      <w:r>
+        <w:rPr>
+          <w:rFonts w:ascii="Arial" w:hAnsi="Arial" w:cs="Arial"/>
+          <w:sz w:val="32"/>
+          <w:szCs w:val="32"/>
+        </w:rPr>
+        <w:t xml:space="preserve"> Sword</w:t>
+      </w:r>
+    </w:p>
+    <w:p>
+      <w:pPr>
+        <w:rPr>
+          <w:rFonts w:ascii="Arial" w:hAnsi="Arial" w:cs="Arial"/>
+          <w:sz w:val="32"/>
+          <w:szCs w:val="32"/>
+        </w:rPr>
+      </w:pPr>
+      <w:r>
+        <w:rPr>
+          <w:rFonts w:ascii="Arial" w:hAnsi="Arial" w:cs="Arial"/>
+          <w:sz w:val="32"/>
+          <w:szCs w:val="32"/>
+        </w:rPr>
+        <w:t>Throne-Cleaver</w:t>
+      </w:r>
+    </w:p>
+    <w:p>
+      <w:pPr>
+        <w:rPr>
+          <w:rFonts w:ascii="Arial" w:hAnsi="Arial" w:cs="Arial"/>
+          <w:sz w:val="32"/>
+          <w:szCs w:val="32"/>
+        </w:rPr>
+      </w:pPr>
+      <w:r>
+        <w:rPr>
+          <w:rFonts w:ascii="Arial" w:hAnsi="Arial" w:cs="Arial"/>
+          <w:sz w:val="32"/>
+          <w:szCs w:val="32"/>
+        </w:rPr>
+        <w:t>Old Bow</w:t>
+      </w:r>
+    </w:p>
+    <w:p>
+      <w:pPr>
+        <w:rPr>
+          <w:rFonts w:ascii="Arial" w:hAnsi="Arial" w:cs="Arial"/>
+          <w:sz w:val="32"/>
+          <w:szCs w:val="32"/>
+        </w:rPr>
+      </w:pPr>
+      <w:proofErr w:type="spellStart"/>
+      <w:r>
+        <w:rPr>
+          <w:rFonts w:ascii="Arial" w:hAnsi="Arial" w:cs="Arial"/>
+          <w:sz w:val="32"/>
+          <w:szCs w:val="32"/>
+        </w:rPr>
+        <w:t>Steelframe</w:t>
+      </w:r>
+      <w:proofErr w:type="spellEnd"/>
+      <w:r>
+        <w:rPr>
+          <w:rFonts w:ascii="Arial" w:hAnsi="Arial" w:cs="Arial"/>
+          <w:sz w:val="32"/>
+          <w:szCs w:val="32"/>
+        </w:rPr>
+        <w:t xml:space="preserve"> Bow</w:t>
+      </w:r>
+    </w:p>
+    <w:p>
+      <w:pPr>
+        <w:rPr>
+          <w:rFonts w:ascii="Arial" w:hAnsi="Arial" w:cs="Arial"/>
+          <w:sz w:val="32"/>
+          <w:szCs w:val="32"/>
+        </w:rPr>
+      </w:pPr>
+      <w:proofErr w:type="spellStart"/>
+      <w:r>
+        <w:rPr>
+          <w:rFonts w:ascii="Arial" w:hAnsi="Arial" w:cs="Arial"/>
+          <w:sz w:val="32"/>
+          <w:szCs w:val="32"/>
+        </w:rPr>
+        <w:t>Spellfire</w:t>
+      </w:r>
+      <w:proofErr w:type="spellEnd"/>
+      <w:r>
+        <w:rPr>
+          <w:rFonts w:ascii="Arial" w:hAnsi="Arial" w:cs="Arial"/>
+          <w:sz w:val="32"/>
+          <w:szCs w:val="32"/>
+        </w:rPr>
+        <w:t xml:space="preserve"> Bow</w:t>
+      </w:r>
+    </w:p>
+    <w:p>
+      <w:pPr>
+        <w:rPr>
+          <w:rFonts w:ascii="Arial" w:hAnsi="Arial" w:cs="Arial"/>
+          <w:sz w:val="32"/>
+          <w:szCs w:val="32"/>
+        </w:rPr>
+      </w:pPr>
+      <w:r>
+        <w:rPr>
+          <w:rFonts w:ascii="Arial" w:hAnsi="Arial" w:cs="Arial"/>
+          <w:sz w:val="32"/>
+          <w:szCs w:val="32"/>
+        </w:rPr>
+        <w:t>Wither-String</w:t>
+      </w:r>
+    </w:p>
+    <w:p>
+      <w:pPr>
+        <w:rPr>
+          <w:rFonts w:ascii="Arial" w:hAnsi="Arial" w:cs="Arial"/>
+          <w:sz w:val="32"/>
+          <w:szCs w:val="32"/>
+        </w:rPr>
+      </w:pPr>
+      <w:r>
+        <w:rPr>
+          <w:rFonts w:ascii="Arial" w:hAnsi="Arial" w:cs="Arial"/>
+          <w:sz w:val="32"/>
+          <w:szCs w:val="32"/>
+        </w:rPr>
         <w:t>Rusted Key</w:t>
       </w:r>
     </w:p>
@@ -306,6 +472,7 @@
           <w:sz w:val="32"/>
           <w:szCs w:val="32"/>
         </w:rPr>
+        <w:lastRenderedPageBreak/>
         <w:t>Scroll of Blight</w:t>
       </w:r>
     </w:p>
